--- a/documentacion/entregable.docx
+++ b/documentacion/entregable.docx
@@ -209,7 +209,31 @@
     <w:p>
       <w:pPr>
         <w:jc w:val="center"/>
-      </w:pPr>
+        <w:rPr>
+          <w:b/>
+          <w:bCs/>
+        </w:rPr>
+      </w:pPr>
+      <w:r>
+        <w:rPr>
+          <w:b/>
+          <w:bCs/>
+        </w:rPr>
+        <w:t>Repositorio GitHub:</w:t>
+      </w:r>
+    </w:p>
+    <w:p>
+      <w:pPr>
+        <w:jc w:val="center"/>
+      </w:pPr>
+      <w:hyperlink r:id="rId9" w:history="1">
+        <w:r>
+          <w:rPr>
+            <w:rStyle w:val="Hipervnculo"/>
+          </w:rPr>
+          <w:t>https://github.com/JoeJoeGM/PokemonBankATM</w:t>
+        </w:r>
+      </w:hyperlink>
     </w:p>
     <w:p>
       <w:pPr>
@@ -262,7 +286,6 @@
           <w:bCs/>
           <w:color w:val="000000" w:themeColor="text1"/>
         </w:rPr>
-        <w:lastRenderedPageBreak/>
         <w:t>Introducción</w:t>
       </w:r>
       <w:bookmarkEnd w:id="0"/>
@@ -400,7 +423,6 @@
         <w:jc w:val="center"/>
       </w:pPr>
       <w:r>
-        <w:lastRenderedPageBreak/>
         <w:t>Índice</w:t>
       </w:r>
     </w:p>
@@ -412,7 +434,6 @@
           <w:docPartUnique/>
         </w:docPartObj>
       </w:sdtPr>
-      <w:sdtEndPr/>
       <w:sdtContent>
         <w:p>
           <w:pPr>
@@ -2186,6 +2207,7 @@
             <w:jc w:val="both"/>
           </w:pPr>
           <w:r>
+            <w:lastRenderedPageBreak/>
             <w:fldChar w:fldCharType="end"/>
           </w:r>
         </w:p>
@@ -2981,7 +3003,7 @@
                     </pic:cNvPicPr>
                   </pic:nvPicPr>
                   <pic:blipFill>
-                    <a:blip r:embed="rId9"/>
+                    <a:blip r:embed="rId10"/>
                     <a:stretch>
                       <a:fillRect/>
                     </a:stretch>
@@ -3644,7 +3666,7 @@
                     <pic:cNvPicPr/>
                   </pic:nvPicPr>
                   <pic:blipFill>
-                    <a:blip r:embed="rId10">
+                    <a:blip r:embed="rId11">
                       <a:extLst>
                         <a:ext uri="{28A0092B-C50C-407E-A947-70E740481C1C}">
                           <a14:useLocalDpi xmlns:a14="http://schemas.microsoft.com/office/drawing/2010/main"/>
@@ -3724,7 +3746,7 @@
                     <pic:cNvPicPr/>
                   </pic:nvPicPr>
                   <pic:blipFill>
-                    <a:blip r:embed="rId11">
+                    <a:blip r:embed="rId12">
                       <a:extLst>
                         <a:ext uri="{28A0092B-C50C-407E-A947-70E740481C1C}">
                           <a14:useLocalDpi xmlns:a14="http://schemas.microsoft.com/office/drawing/2010/main"/>
@@ -3810,7 +3832,7 @@
                     <pic:cNvPicPr/>
                   </pic:nvPicPr>
                   <pic:blipFill>
-                    <a:blip r:embed="rId12">
+                    <a:blip r:embed="rId13">
                       <a:extLst>
                         <a:ext uri="{28A0092B-C50C-407E-A947-70E740481C1C}">
                           <a14:useLocalDpi xmlns:a14="http://schemas.microsoft.com/office/drawing/2010/main"/>
@@ -3902,7 +3924,7 @@
                     <pic:cNvPicPr/>
                   </pic:nvPicPr>
                   <pic:blipFill>
-                    <a:blip r:embed="rId13">
+                    <a:blip r:embed="rId14">
                       <a:extLst>
                         <a:ext uri="{28A0092B-C50C-407E-A947-70E740481C1C}">
                           <a14:useLocalDpi xmlns:a14="http://schemas.microsoft.com/office/drawing/2010/main"/>
@@ -3982,7 +4004,7 @@
                     <pic:cNvPicPr/>
                   </pic:nvPicPr>
                   <pic:blipFill>
-                    <a:blip r:embed="rId14">
+                    <a:blip r:embed="rId15">
                       <a:extLst>
                         <a:ext uri="{28A0092B-C50C-407E-A947-70E740481C1C}">
                           <a14:useLocalDpi xmlns:a14="http://schemas.microsoft.com/office/drawing/2010/main"/>
@@ -4081,7 +4103,7 @@
                     <pic:cNvPicPr/>
                   </pic:nvPicPr>
                   <pic:blipFill>
-                    <a:blip r:embed="rId15">
+                    <a:blip r:embed="rId16">
                       <a:extLst>
                         <a:ext uri="{28A0092B-C50C-407E-A947-70E740481C1C}">
                           <a14:useLocalDpi xmlns:a14="http://schemas.microsoft.com/office/drawing/2010/main"/>
@@ -4165,7 +4187,7 @@
                     <pic:cNvPicPr/>
                   </pic:nvPicPr>
                   <pic:blipFill>
-                    <a:blip r:embed="rId16">
+                    <a:blip r:embed="rId17">
                       <a:extLst>
                         <a:ext uri="{28A0092B-C50C-407E-A947-70E740481C1C}">
                           <a14:useLocalDpi xmlns:a14="http://schemas.microsoft.com/office/drawing/2010/main"/>
@@ -4242,7 +4264,7 @@
                     <pic:cNvPicPr/>
                   </pic:nvPicPr>
                   <pic:blipFill>
-                    <a:blip r:embed="rId17">
+                    <a:blip r:embed="rId18">
                       <a:extLst>
                         <a:ext uri="{28A0092B-C50C-407E-A947-70E740481C1C}">
                           <a14:useLocalDpi xmlns:a14="http://schemas.microsoft.com/office/drawing/2010/main"/>
@@ -4308,7 +4330,7 @@
                     <pic:cNvPicPr/>
                   </pic:nvPicPr>
                   <pic:blipFill>
-                    <a:blip r:embed="rId18">
+                    <a:blip r:embed="rId19">
                       <a:extLst>
                         <a:ext uri="{28A0092B-C50C-407E-A947-70E740481C1C}">
                           <a14:useLocalDpi xmlns:a14="http://schemas.microsoft.com/office/drawing/2010/main"/>
@@ -4411,7 +4433,7 @@
                     <pic:cNvPicPr/>
                   </pic:nvPicPr>
                   <pic:blipFill>
-                    <a:blip r:embed="rId19">
+                    <a:blip r:embed="rId20">
                       <a:extLst>
                         <a:ext uri="{28A0092B-C50C-407E-A947-70E740481C1C}">
                           <a14:useLocalDpi xmlns:a14="http://schemas.microsoft.com/office/drawing/2010/main"/>
@@ -4488,7 +4510,7 @@
                     <pic:cNvPicPr/>
                   </pic:nvPicPr>
                   <pic:blipFill>
-                    <a:blip r:embed="rId20">
+                    <a:blip r:embed="rId21">
                       <a:extLst>
                         <a:ext uri="{28A0092B-C50C-407E-A947-70E740481C1C}">
                           <a14:useLocalDpi xmlns:a14="http://schemas.microsoft.com/office/drawing/2010/main"/>
@@ -4595,7 +4617,7 @@
                     <pic:cNvPicPr/>
                   </pic:nvPicPr>
                   <pic:blipFill>
-                    <a:blip r:embed="rId21">
+                    <a:blip r:embed="rId22">
                       <a:extLst>
                         <a:ext uri="{28A0092B-C50C-407E-A947-70E740481C1C}">
                           <a14:useLocalDpi xmlns:a14="http://schemas.microsoft.com/office/drawing/2010/main"/>
@@ -4700,7 +4722,7 @@
                     <pic:cNvPicPr/>
                   </pic:nvPicPr>
                   <pic:blipFill>
-                    <a:blip r:embed="rId22">
+                    <a:blip r:embed="rId23">
                       <a:extLst>
                         <a:ext uri="{28A0092B-C50C-407E-A947-70E740481C1C}">
                           <a14:useLocalDpi xmlns:a14="http://schemas.microsoft.com/office/drawing/2010/main"/>
@@ -4835,7 +4857,7 @@
                     <pic:cNvPicPr/>
                   </pic:nvPicPr>
                   <pic:blipFill>
-                    <a:blip r:embed="rId23">
+                    <a:blip r:embed="rId24">
                       <a:extLst>
                         <a:ext uri="{28A0092B-C50C-407E-A947-70E740481C1C}">
                           <a14:useLocalDpi xmlns:a14="http://schemas.microsoft.com/office/drawing/2010/main"/>
@@ -4911,7 +4933,7 @@
                     <pic:cNvPicPr/>
                   </pic:nvPicPr>
                   <pic:blipFill>
-                    <a:blip r:embed="rId24">
+                    <a:blip r:embed="rId25">
                       <a:extLst>
                         <a:ext uri="{28A0092B-C50C-407E-A947-70E740481C1C}">
                           <a14:useLocalDpi xmlns:a14="http://schemas.microsoft.com/office/drawing/2010/main"/>
@@ -4994,7 +5016,7 @@
                     <pic:cNvPicPr/>
                   </pic:nvPicPr>
                   <pic:blipFill>
-                    <a:blip r:embed="rId25">
+                    <a:blip r:embed="rId26">
                       <a:extLst>
                         <a:ext uri="{28A0092B-C50C-407E-A947-70E740481C1C}">
                           <a14:useLocalDpi xmlns:a14="http://schemas.microsoft.com/office/drawing/2010/main"/>
@@ -5073,7 +5095,7 @@
                     <pic:cNvPicPr/>
                   </pic:nvPicPr>
                   <pic:blipFill>
-                    <a:blip r:embed="rId26">
+                    <a:blip r:embed="rId27">
                       <a:extLst>
                         <a:ext uri="{28A0092B-C50C-407E-A947-70E740481C1C}">
                           <a14:useLocalDpi xmlns:a14="http://schemas.microsoft.com/office/drawing/2010/main"/>
@@ -5139,7 +5161,7 @@
                     <pic:cNvPicPr/>
                   </pic:nvPicPr>
                   <pic:blipFill>
-                    <a:blip r:embed="rId27">
+                    <a:blip r:embed="rId28">
                       <a:extLst>
                         <a:ext uri="{28A0092B-C50C-407E-A947-70E740481C1C}">
                           <a14:useLocalDpi xmlns:a14="http://schemas.microsoft.com/office/drawing/2010/main"/>
@@ -7393,7 +7415,7 @@
                     <pic:cNvPicPr/>
                   </pic:nvPicPr>
                   <pic:blipFill>
-                    <a:blip r:embed="rId28">
+                    <a:blip r:embed="rId29">
                       <a:extLst>
                         <a:ext uri="{28A0092B-C50C-407E-A947-70E740481C1C}">
                           <a14:useLocalDpi xmlns:a14="http://schemas.microsoft.com/office/drawing/2010/main"/>
@@ -7495,7 +7517,7 @@
                     <pic:cNvPicPr/>
                   </pic:nvPicPr>
                   <pic:blipFill>
-                    <a:blip r:embed="rId29">
+                    <a:blip r:embed="rId30">
                       <a:extLst>
                         <a:ext uri="{28A0092B-C50C-407E-A947-70E740481C1C}">
                           <a14:useLocalDpi xmlns:a14="http://schemas.microsoft.com/office/drawing/2010/main"/>
@@ -7587,7 +7609,7 @@
                     <pic:cNvPicPr/>
                   </pic:nvPicPr>
                   <pic:blipFill>
-                    <a:blip r:embed="rId30">
+                    <a:blip r:embed="rId31">
                       <a:extLst>
                         <a:ext uri="{28A0092B-C50C-407E-A947-70E740481C1C}">
                           <a14:useLocalDpi xmlns:a14="http://schemas.microsoft.com/office/drawing/2010/main"/>
@@ -7688,7 +7710,7 @@
                     <pic:cNvPicPr/>
                   </pic:nvPicPr>
                   <pic:blipFill>
-                    <a:blip r:embed="rId31">
+                    <a:blip r:embed="rId32">
                       <a:extLst>
                         <a:ext uri="{28A0092B-C50C-407E-A947-70E740481C1C}">
                           <a14:useLocalDpi xmlns:a14="http://schemas.microsoft.com/office/drawing/2010/main"/>
@@ -7790,7 +7812,7 @@
                     <pic:cNvPicPr/>
                   </pic:nvPicPr>
                   <pic:blipFill>
-                    <a:blip r:embed="rId32">
+                    <a:blip r:embed="rId33">
                       <a:extLst>
                         <a:ext uri="{28A0092B-C50C-407E-A947-70E740481C1C}">
                           <a14:useLocalDpi xmlns:a14="http://schemas.microsoft.com/office/drawing/2010/main"/>
@@ -7889,7 +7911,7 @@
                     <pic:cNvPicPr/>
                   </pic:nvPicPr>
                   <pic:blipFill>
-                    <a:blip r:embed="rId33">
+                    <a:blip r:embed="rId34">
                       <a:extLst>
                         <a:ext uri="{28A0092B-C50C-407E-A947-70E740481C1C}">
                           <a14:useLocalDpi xmlns:a14="http://schemas.microsoft.com/office/drawing/2010/main"/>
@@ -7989,7 +8011,7 @@
                     <pic:cNvPicPr/>
                   </pic:nvPicPr>
                   <pic:blipFill>
-                    <a:blip r:embed="rId34">
+                    <a:blip r:embed="rId35">
                       <a:extLst>
                         <a:ext uri="{28A0092B-C50C-407E-A947-70E740481C1C}">
                           <a14:useLocalDpi xmlns:a14="http://schemas.microsoft.com/office/drawing/2010/main"/>
@@ -8102,7 +8124,7 @@
                     <pic:cNvPicPr/>
                   </pic:nvPicPr>
                   <pic:blipFill>
-                    <a:blip r:embed="rId35">
+                    <a:blip r:embed="rId36">
                       <a:extLst>
                         <a:ext uri="{28A0092B-C50C-407E-A947-70E740481C1C}">
                           <a14:useLocalDpi xmlns:a14="http://schemas.microsoft.com/office/drawing/2010/main"/>
@@ -8207,7 +8229,7 @@
                     <pic:cNvPicPr/>
                   </pic:nvPicPr>
                   <pic:blipFill>
-                    <a:blip r:embed="rId36">
+                    <a:blip r:embed="rId37">
                       <a:extLst>
                         <a:ext uri="{28A0092B-C50C-407E-A947-70E740481C1C}">
                           <a14:useLocalDpi xmlns:a14="http://schemas.microsoft.com/office/drawing/2010/main"/>
@@ -8311,7 +8333,7 @@
                     <pic:cNvPicPr/>
                   </pic:nvPicPr>
                   <pic:blipFill>
-                    <a:blip r:embed="rId37">
+                    <a:blip r:embed="rId38">
                       <a:extLst>
                         <a:ext uri="{28A0092B-C50C-407E-A947-70E740481C1C}">
                           <a14:useLocalDpi xmlns:a14="http://schemas.microsoft.com/office/drawing/2010/main"/>
@@ -8416,7 +8438,7 @@
                     <pic:cNvPicPr/>
                   </pic:nvPicPr>
                   <pic:blipFill>
-                    <a:blip r:embed="rId38">
+                    <a:blip r:embed="rId39">
                       <a:extLst>
                         <a:ext uri="{28A0092B-C50C-407E-A947-70E740481C1C}">
                           <a14:useLocalDpi xmlns:a14="http://schemas.microsoft.com/office/drawing/2010/main"/>
@@ -8520,7 +8542,7 @@
                     <pic:cNvPicPr/>
                   </pic:nvPicPr>
                   <pic:blipFill>
-                    <a:blip r:embed="rId39">
+                    <a:blip r:embed="rId40">
                       <a:extLst>
                         <a:ext uri="{28A0092B-C50C-407E-A947-70E740481C1C}">
                           <a14:useLocalDpi xmlns:a14="http://schemas.microsoft.com/office/drawing/2010/main"/>
@@ -8625,7 +8647,7 @@
                     <pic:cNvPicPr/>
                   </pic:nvPicPr>
                   <pic:blipFill>
-                    <a:blip r:embed="rId40">
+                    <a:blip r:embed="rId41">
                       <a:extLst>
                         <a:ext uri="{28A0092B-C50C-407E-A947-70E740481C1C}">
                           <a14:useLocalDpi xmlns:a14="http://schemas.microsoft.com/office/drawing/2010/main"/>
@@ -8729,7 +8751,7 @@
                     <pic:cNvPicPr/>
                   </pic:nvPicPr>
                   <pic:blipFill>
-                    <a:blip r:embed="rId41">
+                    <a:blip r:embed="rId42">
                       <a:extLst>
                         <a:ext uri="{28A0092B-C50C-407E-A947-70E740481C1C}">
                           <a14:useLocalDpi xmlns:a14="http://schemas.microsoft.com/office/drawing/2010/main"/>
@@ -8848,7 +8870,7 @@
                     <pic:cNvPicPr/>
                   </pic:nvPicPr>
                   <pic:blipFill>
-                    <a:blip r:embed="rId42">
+                    <a:blip r:embed="rId43">
                       <a:extLst>
                         <a:ext uri="{28A0092B-C50C-407E-A947-70E740481C1C}">
                           <a14:useLocalDpi xmlns:a14="http://schemas.microsoft.com/office/drawing/2010/main"/>
@@ -8938,7 +8960,7 @@
                     <pic:cNvPicPr/>
                   </pic:nvPicPr>
                   <pic:blipFill>
-                    <a:blip r:embed="rId43">
+                    <a:blip r:embed="rId44">
                       <a:extLst>
                         <a:ext uri="{28A0092B-C50C-407E-A947-70E740481C1C}">
                           <a14:useLocalDpi xmlns:a14="http://schemas.microsoft.com/office/drawing/2010/main"/>
@@ -9043,7 +9065,7 @@
                     <pic:cNvPicPr/>
                   </pic:nvPicPr>
                   <pic:blipFill>
-                    <a:blip r:embed="rId44">
+                    <a:blip r:embed="rId45">
                       <a:extLst>
                         <a:ext uri="{28A0092B-C50C-407E-A947-70E740481C1C}">
                           <a14:useLocalDpi xmlns:a14="http://schemas.microsoft.com/office/drawing/2010/main"/>
@@ -9147,7 +9169,7 @@
                     <pic:cNvPicPr/>
                   </pic:nvPicPr>
                   <pic:blipFill>
-                    <a:blip r:embed="rId45">
+                    <a:blip r:embed="rId46">
                       <a:extLst>
                         <a:ext uri="{28A0092B-C50C-407E-A947-70E740481C1C}">
                           <a14:useLocalDpi xmlns:a14="http://schemas.microsoft.com/office/drawing/2010/main"/>
@@ -9251,7 +9273,7 @@
                     <pic:cNvPicPr/>
                   </pic:nvPicPr>
                   <pic:blipFill>
-                    <a:blip r:embed="rId46">
+                    <a:blip r:embed="rId47">
                       <a:extLst>
                         <a:ext uri="{28A0092B-C50C-407E-A947-70E740481C1C}">
                           <a14:useLocalDpi xmlns:a14="http://schemas.microsoft.com/office/drawing/2010/main"/>
@@ -9356,7 +9378,7 @@
                     <pic:cNvPicPr/>
                   </pic:nvPicPr>
                   <pic:blipFill>
-                    <a:blip r:embed="rId47">
+                    <a:blip r:embed="rId48">
                       <a:extLst>
                         <a:ext uri="{28A0092B-C50C-407E-A947-70E740481C1C}">
                           <a14:useLocalDpi xmlns:a14="http://schemas.microsoft.com/office/drawing/2010/main"/>
@@ -9460,7 +9482,7 @@
                     <pic:cNvPicPr/>
                   </pic:nvPicPr>
                   <pic:blipFill>
-                    <a:blip r:embed="rId48">
+                    <a:blip r:embed="rId49">
                       <a:extLst>
                         <a:ext uri="{28A0092B-C50C-407E-A947-70E740481C1C}">
                           <a14:useLocalDpi xmlns:a14="http://schemas.microsoft.com/office/drawing/2010/main"/>
@@ -9565,7 +9587,7 @@
                     <pic:cNvPicPr/>
                   </pic:nvPicPr>
                   <pic:blipFill>
-                    <a:blip r:embed="rId49">
+                    <a:blip r:embed="rId50">
                       <a:extLst>
                         <a:ext uri="{28A0092B-C50C-407E-A947-70E740481C1C}">
                           <a14:useLocalDpi xmlns:a14="http://schemas.microsoft.com/office/drawing/2010/main"/>
@@ -9669,7 +9691,7 @@
                     <pic:cNvPicPr/>
                   </pic:nvPicPr>
                   <pic:blipFill>
-                    <a:blip r:embed="rId50">
+                    <a:blip r:embed="rId51">
                       <a:extLst>
                         <a:ext uri="{28A0092B-C50C-407E-A947-70E740481C1C}">
                           <a14:useLocalDpi xmlns:a14="http://schemas.microsoft.com/office/drawing/2010/main"/>
@@ -9774,7 +9796,7 @@
                     <pic:cNvPicPr/>
                   </pic:nvPicPr>
                   <pic:blipFill>
-                    <a:blip r:embed="rId51">
+                    <a:blip r:embed="rId52">
                       <a:extLst>
                         <a:ext uri="{28A0092B-C50C-407E-A947-70E740481C1C}">
                           <a14:useLocalDpi xmlns:a14="http://schemas.microsoft.com/office/drawing/2010/main"/>
@@ -9878,7 +9900,7 @@
                     <pic:cNvPicPr/>
                   </pic:nvPicPr>
                   <pic:blipFill>
-                    <a:blip r:embed="rId52">
+                    <a:blip r:embed="rId53">
                       <a:extLst>
                         <a:ext uri="{28A0092B-C50C-407E-A947-70E740481C1C}">
                           <a14:useLocalDpi xmlns:a14="http://schemas.microsoft.com/office/drawing/2010/main"/>
@@ -9982,7 +10004,7 @@
                     <pic:cNvPicPr/>
                   </pic:nvPicPr>
                   <pic:blipFill>
-                    <a:blip r:embed="rId53">
+                    <a:blip r:embed="rId54">
                       <a:extLst>
                         <a:ext uri="{28A0092B-C50C-407E-A947-70E740481C1C}">
                           <a14:useLocalDpi xmlns:a14="http://schemas.microsoft.com/office/drawing/2010/main"/>
@@ -10073,7 +10095,7 @@
                     <pic:cNvPicPr/>
                   </pic:nvPicPr>
                   <pic:blipFill>
-                    <a:blip r:embed="rId54">
+                    <a:blip r:embed="rId55">
                       <a:extLst>
                         <a:ext uri="{28A0092B-C50C-407E-A947-70E740481C1C}">
                           <a14:useLocalDpi xmlns:a14="http://schemas.microsoft.com/office/drawing/2010/main"/>
@@ -10177,7 +10199,7 @@
                     <pic:cNvPicPr/>
                   </pic:nvPicPr>
                   <pic:blipFill>
-                    <a:blip r:embed="rId55">
+                    <a:blip r:embed="rId56">
                       <a:extLst>
                         <a:ext uri="{28A0092B-C50C-407E-A947-70E740481C1C}">
                           <a14:useLocalDpi xmlns:a14="http://schemas.microsoft.com/office/drawing/2010/main"/>
@@ -10282,7 +10304,7 @@
                     <pic:cNvPicPr/>
                   </pic:nvPicPr>
                   <pic:blipFill>
-                    <a:blip r:embed="rId56">
+                    <a:blip r:embed="rId57">
                       <a:extLst>
                         <a:ext uri="{28A0092B-C50C-407E-A947-70E740481C1C}">
                           <a14:useLocalDpi xmlns:a14="http://schemas.microsoft.com/office/drawing/2010/main"/>
@@ -10387,7 +10409,7 @@
                     <pic:cNvPicPr/>
                   </pic:nvPicPr>
                   <pic:blipFill>
-                    <a:blip r:embed="rId57">
+                    <a:blip r:embed="rId58">
                       <a:extLst>
                         <a:ext uri="{28A0092B-C50C-407E-A947-70E740481C1C}">
                           <a14:useLocalDpi xmlns:a14="http://schemas.microsoft.com/office/drawing/2010/main"/>
@@ -10492,7 +10514,7 @@
                     <pic:cNvPicPr/>
                   </pic:nvPicPr>
                   <pic:blipFill>
-                    <a:blip r:embed="rId58">
+                    <a:blip r:embed="rId59">
                       <a:extLst>
                         <a:ext uri="{28A0092B-C50C-407E-A947-70E740481C1C}">
                           <a14:useLocalDpi xmlns:a14="http://schemas.microsoft.com/office/drawing/2010/main"/>
@@ -10596,7 +10618,7 @@
                     <pic:cNvPicPr/>
                   </pic:nvPicPr>
                   <pic:blipFill>
-                    <a:blip r:embed="rId59">
+                    <a:blip r:embed="rId60">
                       <a:extLst>
                         <a:ext uri="{28A0092B-C50C-407E-A947-70E740481C1C}">
                           <a14:useLocalDpi xmlns:a14="http://schemas.microsoft.com/office/drawing/2010/main"/>
@@ -10700,7 +10722,7 @@
                     <pic:cNvPicPr/>
                   </pic:nvPicPr>
                   <pic:blipFill>
-                    <a:blip r:embed="rId60">
+                    <a:blip r:embed="rId61">
                       <a:extLst>
                         <a:ext uri="{28A0092B-C50C-407E-A947-70E740481C1C}">
                           <a14:useLocalDpi xmlns:a14="http://schemas.microsoft.com/office/drawing/2010/main"/>
@@ -10816,7 +10838,7 @@
                     <pic:cNvPicPr/>
                   </pic:nvPicPr>
                   <pic:blipFill>
-                    <a:blip r:embed="rId61">
+                    <a:blip r:embed="rId62">
                       <a:extLst>
                         <a:ext uri="{28A0092B-C50C-407E-A947-70E740481C1C}">
                           <a14:useLocalDpi xmlns:a14="http://schemas.microsoft.com/office/drawing/2010/main"/>
@@ -10943,7 +10965,7 @@
                     <pic:cNvPicPr/>
                   </pic:nvPicPr>
                   <pic:blipFill>
-                    <a:blip r:embed="rId62">
+                    <a:blip r:embed="rId63">
                       <a:extLst>
                         <a:ext uri="{28A0092B-C50C-407E-A947-70E740481C1C}">
                           <a14:useLocalDpi xmlns:a14="http://schemas.microsoft.com/office/drawing/2010/main"/>
@@ -11065,7 +11087,7 @@
                     <pic:cNvPicPr/>
                   </pic:nvPicPr>
                   <pic:blipFill>
-                    <a:blip r:embed="rId63">
+                    <a:blip r:embed="rId64">
                       <a:extLst>
                         <a:ext uri="{28A0092B-C50C-407E-A947-70E740481C1C}">
                           <a14:useLocalDpi xmlns:a14="http://schemas.microsoft.com/office/drawing/2010/main"/>
@@ -11188,7 +11210,7 @@
                     <pic:cNvPicPr/>
                   </pic:nvPicPr>
                   <pic:blipFill>
-                    <a:blip r:embed="rId64">
+                    <a:blip r:embed="rId65">
                       <a:extLst>
                         <a:ext uri="{28A0092B-C50C-407E-A947-70E740481C1C}">
                           <a14:useLocalDpi xmlns:a14="http://schemas.microsoft.com/office/drawing/2010/main"/>
@@ -11292,7 +11314,7 @@
                     <pic:cNvPicPr/>
                   </pic:nvPicPr>
                   <pic:blipFill>
-                    <a:blip r:embed="rId65">
+                    <a:blip r:embed="rId66">
                       <a:extLst>
                         <a:ext uri="{28A0092B-C50C-407E-A947-70E740481C1C}">
                           <a14:useLocalDpi xmlns:a14="http://schemas.microsoft.com/office/drawing/2010/main"/>
@@ -11839,7 +11861,7 @@
         <w:spacing w:line="257" w:lineRule="auto"/>
         <w:jc w:val="both"/>
       </w:pPr>
-      <w:hyperlink r:id="rId66">
+      <w:hyperlink r:id="rId67">
         <w:r>
           <w:rPr>
             <w:rStyle w:val="Hipervnculo"/>
@@ -11896,7 +11918,7 @@
         </w:rPr>
         <w:t xml:space="preserve"> </w:t>
       </w:r>
-      <w:hyperlink r:id="rId67">
+      <w:hyperlink r:id="rId68">
         <w:r>
           <w:rPr>
             <w:rStyle w:val="Hipervnculo"/>
@@ -11924,7 +11946,7 @@
         <w:spacing w:line="257" w:lineRule="auto"/>
         <w:jc w:val="both"/>
       </w:pPr>
-      <w:hyperlink r:id="rId68">
+      <w:hyperlink r:id="rId69">
         <w:r>
           <w:rPr>
             <w:rStyle w:val="Hipervnculo"/>
@@ -11952,7 +11974,7 @@
         <w:spacing w:line="257" w:lineRule="auto"/>
         <w:jc w:val="both"/>
       </w:pPr>
-      <w:hyperlink r:id="rId69">
+      <w:hyperlink r:id="rId70">
         <w:r>
           <w:rPr>
             <w:rStyle w:val="Hipervnculo"/>
@@ -13650,6 +13672,18 @@
       <w:ind w:left="880"/>
     </w:pPr>
   </w:style>
+  <w:style w:type="character" w:styleId="Mencinsinresolver">
+    <w:name w:val="Unresolved Mention"/>
+    <w:basedOn w:val="Fuentedeprrafopredeter"/>
+    <w:uiPriority w:val="99"/>
+    <w:semiHidden/>
+    <w:unhideWhenUsed/>
+    <w:rsid w:val="00496C8C"/>
+    <w:rPr>
+      <w:color w:val="605E5C"/>
+      <w:shd w:val="clear" w:color="auto" w:fill="E1DFDD"/>
+    </w:rPr>
+  </w:style>
 </w:styles>
 </file>
 
@@ -13969,15 +14003,6 @@
 </file>
 
 <file path=customXml/item1.xml><?xml version="1.0" encoding="utf-8"?>
-<?mso-contentType ?>
-<FormTemplates xmlns="http://schemas.microsoft.com/sharepoint/v3/contenttype/forms">
-  <Display>DocumentLibraryForm</Display>
-  <Edit>DocumentLibraryForm</Edit>
-  <New>DocumentLibraryForm</New>
-</FormTemplates>
-</file>
-
-<file path=customXml/item2.xml><?xml version="1.0" encoding="utf-8"?>
 <p:properties xmlns:p="http://schemas.microsoft.com/office/2006/metadata/properties" xmlns:xsi="http://www.w3.org/2001/XMLSchema-instance" xmlns:pc="http://schemas.microsoft.com/office/infopath/2007/PartnerControls">
   <documentManagement>
     <_activity xmlns="760ec3ff-952e-422e-b9cf-b38e48a09c50" xsi:nil="true"/>
@@ -13985,7 +14010,7 @@
 </p:properties>
 </file>
 
-<file path=customXml/item3.xml><?xml version="1.0" encoding="utf-8"?>
+<file path=customXml/item2.xml><?xml version="1.0" encoding="utf-8"?>
 <ct:contentTypeSchema xmlns:ct="http://schemas.microsoft.com/office/2006/metadata/contentType" xmlns:ma="http://schemas.microsoft.com/office/2006/metadata/properties/metaAttributes" ct:_="" ma:_="" ma:contentTypeName="Documento" ma:contentTypeID="0x0101008512B44A6F132B488290CD11A346F0FA" ma:contentTypeVersion="10" ma:contentTypeDescription="Crear nuevo documento." ma:contentTypeScope="" ma:versionID="9e36f53a00c7f73d53777e46a37a95be">
   <xsd:schema xmlns:xsd="http://www.w3.org/2001/XMLSchema" xmlns:xs="http://www.w3.org/2001/XMLSchema" xmlns:p="http://schemas.microsoft.com/office/2006/metadata/properties" xmlns:ns3="760ec3ff-952e-422e-b9cf-b38e48a09c50" targetNamespace="http://schemas.microsoft.com/office/2006/metadata/properties" ma:root="true" ma:fieldsID="af370a6e0998788c6dcae815ebfcc764" ns3:_="">
     <xsd:import namespace="760ec3ff-952e-422e-b9cf-b38e48a09c50"/>
@@ -14167,15 +14192,16 @@
 </ct:contentTypeSchema>
 </file>
 
-<file path=customXml/itemProps1.xml><?xml version="1.0" encoding="utf-8"?>
-<ds:datastoreItem xmlns:ds="http://schemas.openxmlformats.org/officeDocument/2006/customXml" ds:itemID="{07DEA267-5381-4906-8077-4E80163ACAE3}">
-  <ds:schemaRefs>
-    <ds:schemaRef ds:uri="http://schemas.microsoft.com/sharepoint/v3/contenttype/forms"/>
-  </ds:schemaRefs>
-</ds:datastoreItem>
+<file path=customXml/item3.xml><?xml version="1.0" encoding="utf-8"?>
+<?mso-contentType ?>
+<FormTemplates xmlns="http://schemas.microsoft.com/sharepoint/v3/contenttype/forms">
+  <Display>DocumentLibraryForm</Display>
+  <Edit>DocumentLibraryForm</Edit>
+  <New>DocumentLibraryForm</New>
+</FormTemplates>
 </file>
 
-<file path=customXml/itemProps2.xml><?xml version="1.0" encoding="utf-8"?>
+<file path=customXml/itemProps1.xml><?xml version="1.0" encoding="utf-8"?>
 <ds:datastoreItem xmlns:ds="http://schemas.openxmlformats.org/officeDocument/2006/customXml" ds:itemID="{849ABBCF-1079-4694-AD23-C5FE6ABA2628}">
   <ds:schemaRefs>
     <ds:schemaRef ds:uri="http://schemas.microsoft.com/office/2006/metadata/properties"/>
@@ -14185,7 +14211,7 @@
 </ds:datastoreItem>
 </file>
 
-<file path=customXml/itemProps3.xml><?xml version="1.0" encoding="utf-8"?>
+<file path=customXml/itemProps2.xml><?xml version="1.0" encoding="utf-8"?>
 <ds:datastoreItem xmlns:ds="http://schemas.openxmlformats.org/officeDocument/2006/customXml" ds:itemID="{A70DA651-F616-48BF-B016-5698D2EF4E59}">
   <ds:schemaRefs>
     <ds:schemaRef ds:uri="http://schemas.microsoft.com/office/2006/metadata/contentType"/>
@@ -14201,4 +14227,12 @@
     <ds:schemaRef ds:uri="http://schemas.microsoft.com/internal/obd"/>
   </ds:schemaRefs>
 </ds:datastoreItem>
+</file>
+
+<file path=customXml/itemProps3.xml><?xml version="1.0" encoding="utf-8"?>
+<ds:datastoreItem xmlns:ds="http://schemas.openxmlformats.org/officeDocument/2006/customXml" ds:itemID="{07DEA267-5381-4906-8077-4E80163ACAE3}">
+  <ds:schemaRefs>
+    <ds:schemaRef ds:uri="http://schemas.microsoft.com/sharepoint/v3/contenttype/forms"/>
+  </ds:schemaRefs>
+</ds:datastoreItem>
 </file>